--- a/legal/Lend-Love-Terms-of-Service.docx
+++ b/legal/Lend-Love-Terms-of-Service.docx
@@ -324,7 +324,7 @@
         <w:jc w:val="both"/>
       </w:pPr>
       <w:r>
-        <w:t xml:space="preserve">By creating an account, accessing, or using the Service, you confirm that you have read, understood, and agree to be bound by these Terms and our Privacy Policy available at https://lendlove.com/privacy. If you do not agree, do not use the Service.</w:t>
+        <w:t xml:space="preserve">By creating an account, accessing, or using the Service, you confirm that you have read, understood, and agree to be bound by these Terms and our Privacy Policy available at https://lendlovellc.com/privacy. If you do not agree, do not use the Service.</w:t>
       </w:r>
     </w:p>
     <w:p>
@@ -390,7 +390,7 @@
         <w:jc w:val="both"/>
       </w:pPr>
       <w:r>
-        <w:t xml:space="preserve">You must register an account to use most features of the Service. When you register, you agree to provide accurate, complete, and current information; maintain the security of your password and accept all risks of unauthorized access; notify us immediately at security@lendlove.com if you suspect unauthorized use of your account; and not share your account credentials with anyone.</w:t>
+        <w:t xml:space="preserve">You must register an account to use most features of the Service. When you register, you agree to provide accurate, complete, and current information; maintain the security of your password and accept all risks of unauthorized access; notify us immediately at security@lendlovellc.com if you suspect unauthorized use of your account; and not share your account credentials with anyone.</w:t>
       </w:r>
     </w:p>
     <w:p>
@@ -1096,7 +1096,7 @@
         <w:jc w:val="both"/>
       </w:pPr>
       <w:r>
-        <w:t xml:space="preserve">You may report inappropriate content or conduct via the in-app Report button or by emailing abuse@lendlove.com. We investigate reports promptly and may take action including warning, suspension, or termination of accounts.</w:t>
+        <w:t xml:space="preserve">You may report inappropriate content or conduct via the in-app Report button or by emailing abuse@lendlovellc.com. We investigate reports promptly and may take action including warning, suspension, or termination of accounts.</w:t>
       </w:r>
     </w:p>
     <w:p>
@@ -1184,7 +1184,7 @@
         <w:jc w:val="both"/>
       </w:pPr>
       <w:r>
-        <w:t xml:space="preserve">Our collection and use of personal information is governed by our Privacy Policy at https://lendlove.com/privacy, which is incorporated by reference into these Terms.</w:t>
+        <w:t xml:space="preserve">Our collection and use of personal information is governed by our Privacy Policy at https://lendlovellc.com/privacy, which is incorporated by reference into these Terms.</w:t>
       </w:r>
     </w:p>
     <w:p>
@@ -1219,7 +1219,7 @@
         <w:jc w:val="both"/>
       </w:pPr>
       <w:r>
-        <w:t xml:space="preserve">You may terminate your account at any time by following the instructions in Profile → Account Settings → Delete Account within the app or by visiting https://lendlove.com/delete-account.</w:t>
+        <w:t xml:space="preserve">You may terminate your account at any time by following the instructions in Profile → Account Settings → Delete Account within the app or by visiting https://lendlovellc.com/delete-account.</w:t>
       </w:r>
     </w:p>
     <w:p>
@@ -1455,7 +1455,7 @@
         <w:jc w:val="both"/>
       </w:pPr>
       <w:r>
-        <w:t xml:space="preserve">Before initiating a dispute, you must first send written notice to legal@lendlove.com describing the claim. We will have 60 days from receipt of the notice to attempt to resolve the matter informally.</w:t>
+        <w:t xml:space="preserve">Before initiating a dispute, you must first send written notice to legal@lendlovellc.com describing the claim. We will have 60 days from receipt of the notice to attempt to resolve the matter informally.</w:t>
       </w:r>
     </w:p>
     <w:p>
@@ -1565,7 +1565,7 @@
         <w:jc w:val="both"/>
       </w:pPr>
       <w:r>
-        <w:t xml:space="preserve">You may opt out of the arbitration agreement and class-action waiver by emailing legal@lendlove.com within 30 days of first accepting these Terms. You must include your full name, account email, and a clear statement that you wish to opt out.</w:t>
+        <w:t xml:space="preserve">You may opt out of the arbitration agreement and class-action waiver by emailing legal@lendlovellc.com within 30 days of first accepting these Terms. You must include your full name, account email, and a clear statement that you wish to opt out.</w:t>
       </w:r>
     </w:p>
     <w:p>
@@ -1837,43 +1837,43 @@
         <w:jc w:val="both"/>
       </w:pPr>
       <w:r>
-        <w:t xml:space="preserve">Legal: legal@lendlove.com</w:t>
-      </w:r>
-    </w:p>
-    <w:p>
-      <w:pPr>
-        <w:spacing w:after="120" w:line="280"/>
-        <w:jc w:val="both"/>
-      </w:pPr>
-      <w:r>
-        <w:t xml:space="preserve">Support: support@lendlove.com</w:t>
-      </w:r>
-    </w:p>
-    <w:p>
-      <w:pPr>
-        <w:spacing w:after="120" w:line="280"/>
-        <w:jc w:val="both"/>
-      </w:pPr>
-      <w:r>
-        <w:t xml:space="preserve">Privacy: privacy@lendlove.com</w:t>
-      </w:r>
-    </w:p>
-    <w:p>
-      <w:pPr>
-        <w:spacing w:after="120" w:line="280"/>
-        <w:jc w:val="both"/>
-      </w:pPr>
-      <w:r>
-        <w:t xml:space="preserve">Security: security@lendlove.com</w:t>
-      </w:r>
-    </w:p>
-    <w:p>
-      <w:pPr>
-        <w:spacing w:after="120" w:line="280"/>
-        <w:jc w:val="both"/>
-      </w:pPr>
-      <w:r>
-        <w:t xml:space="preserve">Web: https://lendlove.com</w:t>
+        <w:t xml:space="preserve">Legal: legal@lendlovellc.com</w:t>
+      </w:r>
+    </w:p>
+    <w:p>
+      <w:pPr>
+        <w:spacing w:after="120" w:line="280"/>
+        <w:jc w:val="both"/>
+      </w:pPr>
+      <w:r>
+        <w:t xml:space="preserve">Support: support@lendlovellc.com</w:t>
+      </w:r>
+    </w:p>
+    <w:p>
+      <w:pPr>
+        <w:spacing w:after="120" w:line="280"/>
+        <w:jc w:val="both"/>
+      </w:pPr>
+      <w:r>
+        <w:t xml:space="preserve">Privacy: privacy@lendlovellc.com</w:t>
+      </w:r>
+    </w:p>
+    <w:p>
+      <w:pPr>
+        <w:spacing w:after="120" w:line="280"/>
+        <w:jc w:val="both"/>
+      </w:pPr>
+      <w:r>
+        <w:t xml:space="preserve">Security: security@lendlovellc.com</w:t>
+      </w:r>
+    </w:p>
+    <w:p>
+      <w:pPr>
+        <w:spacing w:after="120" w:line="280"/>
+        <w:jc w:val="both"/>
+      </w:pPr>
+      <w:r>
+        <w:t xml:space="preserve">Web: https://lendlovellc.com</w:t>
       </w:r>
     </w:p>
     <w:p>

--- a/legal/Lend-Love-Terms-of-Service.docx
+++ b/legal/Lend-Love-Terms-of-Service.docx
@@ -110,7 +110,7 @@
           <w:sz w:val="22"/>
           <w:szCs w:val="22"/>
         </w:rPr>
-        <w:t xml:space="preserve">Document Version 1.0  •  Generated June 11, 2026</w:t>
+        <w:t xml:space="preserve">Document Version 1.0  •  Generated June 12, 2026</w:t>
       </w:r>
     </w:p>
     <w:p>
@@ -390,7 +390,7 @@
         <w:jc w:val="both"/>
       </w:pPr>
       <w:r>
-        <w:t xml:space="preserve">You must register an account to use most features of the Service. When you register, you agree to provide accurate, complete, and current information; maintain the security of your password and accept all risks of unauthorized access; notify us immediately at security@lendlovellc.com if you suspect unauthorized use of your account; and not share your account credentials with anyone.</w:t>
+        <w:t xml:space="preserve">You must register an account to use most features of the Service. When you register, you agree to provide accurate, complete, and current information; maintain the security of your password and accept all risks of unauthorized access; notify us immediately at support@lendlovellc.com if you suspect unauthorized use of your account; and not share your account credentials with anyone.</w:t>
       </w:r>
     </w:p>
     <w:p>
@@ -431,28 +431,6 @@
       </w:pPr>
       <w:r>
         <w:t xml:space="preserve">We may decline, suspend, or terminate your account if we are unable to verify your identity, you appear on a sanctioned-persons list, your activity is consistent with money laundering, fraud, or other prohibited conduct, or you provide false or misleading information.</w:t>
-      </w:r>
-    </w:p>
-    <w:p>
-      <w:pPr>
-        <w:pStyle w:val="Heading3"/>
-        <w:spacing w:after="80" w:before="160"/>
-      </w:pPr>
-      <w:r>
-        <w:rPr>
-          <w:b/>
-          <w:bCs/>
-        </w:rPr>
-        <w:t xml:space="preserve">3.3 Demo Accounts</w:t>
-      </w:r>
-    </w:p>
-    <w:p>
-      <w:pPr>
-        <w:spacing w:after="120" w:line="280"/>
-        <w:jc w:val="both"/>
-      </w:pPr>
-      <w:r>
-        <w:t xml:space="preserve">The Service includes "Guest" demo accounts for evaluation purposes only. Demo accounts contain pre-populated sample data and are not eligible to send or receive real money. Loan agreements signed within a demo account are not legally binding.</w:t>
       </w:r>
     </w:p>
     <w:p>
@@ -1096,7 +1074,7 @@
         <w:jc w:val="both"/>
       </w:pPr>
       <w:r>
-        <w:t xml:space="preserve">You may report inappropriate content or conduct via the in-app Report button or by emailing abuse@lendlovellc.com. We investigate reports promptly and may take action including warning, suspension, or termination of accounts.</w:t>
+        <w:t xml:space="preserve">You may report inappropriate content or conduct via the in-app Report button or by emailing support@lendlovellc.com. We investigate reports promptly and may take action including warning, suspension, or termination of accounts.</w:t>
       </w:r>
     </w:p>
     <w:p>
@@ -1378,18 +1356,7 @@
         <w:jc w:val="both"/>
       </w:pPr>
       <w:r>
-        <w:t xml:space="preserve">These Terms are governed by the laws of the State of </w:t>
-      </w:r>
-      <w:r>
-        <w:rPr>
-          <w:b/>
-          <w:bCs/>
-          <w:color w:val="C00000"/>
-        </w:rPr>
-        <w:t xml:space="preserve">[STATE TO BE INSERTED, e.g., Delaware]</w:t>
-      </w:r>
-      <w:r>
-        <w:t xml:space="preserve">, without regard to its conflict-of-laws principles. The United Nations Convention on Contracts for the International Sale of Goods does not apply.</w:t>
+        <w:t xml:space="preserve">These Terms are governed by the laws of the State of New York, without regard to its conflict-of-laws principles. The United Nations Convention on Contracts for the International Sale of Goods does not apply.</w:t>
       </w:r>
     </w:p>
     <w:p>
@@ -1587,18 +1554,7 @@
         <w:jc w:val="both"/>
       </w:pPr>
       <w:r>
-        <w:t xml:space="preserve">Arbitration will be conducted in </w:t>
-      </w:r>
-      <w:r>
-        <w:rPr>
-          <w:b/>
-          <w:bCs/>
-          <w:color w:val="C00000"/>
-        </w:rPr>
-        <w:t xml:space="preserve">[CITY, STATE TO BE INSERTED]</w:t>
-      </w:r>
-      <w:r>
-        <w:t xml:space="preserve">, or by remote means if the AAA Consumer Arbitration Rules so allow. The AAA Consumer Arbitration Rules govern the allocation of fees.</w:t>
+        <w:t xml:space="preserve">Arbitration will be conducted in New York County, New York, or by remote means if the AAA Consumer Arbitration Rules so allow. The AAA Consumer Arbitration Rules govern the allocation of fees.</w:t>
       </w:r>
     </w:p>
     <w:p>
@@ -1795,48 +1751,6 @@
         <w:jc w:val="both"/>
       </w:pPr>
       <w:r>
-        <w:rPr>
-          <w:b/>
-          <w:bCs/>
-          <w:color w:val="C00000"/>
-        </w:rPr>
-        <w:t xml:space="preserve">[STREET ADDRESS TO BE INSERTED]</w:t>
-      </w:r>
-    </w:p>
-    <w:p>
-      <w:pPr>
-        <w:spacing w:after="120" w:line="280"/>
-        <w:jc w:val="both"/>
-      </w:pPr>
-      <w:r>
-        <w:rPr>
-          <w:b/>
-          <w:bCs/>
-          <w:color w:val="C00000"/>
-        </w:rPr>
-        <w:t xml:space="preserve">[CITY, STATE, ZIP CODE]</w:t>
-      </w:r>
-    </w:p>
-    <w:p>
-      <w:pPr>
-        <w:spacing w:after="120" w:line="280"/>
-        <w:jc w:val="both"/>
-      </w:pPr>
-      <w:r>
-        <w:rPr>
-          <w:b/>
-          <w:bCs/>
-          <w:color w:val="C00000"/>
-        </w:rPr>
-        <w:t xml:space="preserve">[COUNTRY]</w:t>
-      </w:r>
-    </w:p>
-    <w:p>
-      <w:pPr>
-        <w:spacing w:after="120" w:line="280"/>
-        <w:jc w:val="both"/>
-      </w:pPr>
-      <w:r>
         <w:t xml:space="preserve">Legal: legal@lendlovellc.com</w:t>
       </w:r>
     </w:p>
@@ -1847,24 +1761,6 @@
       </w:pPr>
       <w:r>
         <w:t xml:space="preserve">Support: support@lendlovellc.com</w:t>
-      </w:r>
-    </w:p>
-    <w:p>
-      <w:pPr>
-        <w:spacing w:after="120" w:line="280"/>
-        <w:jc w:val="both"/>
-      </w:pPr>
-      <w:r>
-        <w:t xml:space="preserve">Privacy: privacy@lendlovellc.com</w:t>
-      </w:r>
-    </w:p>
-    <w:p>
-      <w:pPr>
-        <w:spacing w:after="120" w:line="280"/>
-        <w:jc w:val="both"/>
-      </w:pPr>
-      <w:r>
-        <w:t xml:space="preserve">Security: security@lendlovellc.com</w:t>
       </w:r>
     </w:p>
     <w:p>
